--- a/gdp_tempo_paper/manuscript/cover_letter.docx
+++ b/gdp_tempo_paper/manuscript/cover_letter.docx
@@ -137,7 +137,7 @@
           <w:i w:val="0"/>
           <w:sz w:val="22"/>
         </w:rPr>
-        <w:t>The paper makes three specific contributions that align with the journal's scope. First, it introduces a time-varying mean investment-to-output lag in a production-function PIM framework and shows that this improves out-of-sample GDP level predictions by 12–13% across 39 OECD and middle-income economies. Second, it jointly identifies the time-to-build parameter μ and the intangible capital share β against both production data (Penn World Table) and wealth data (World Bank CWON), demonstrating that the flow and stock accounts agree to within 1–2% for most advanced economies when both parameters are estimated rather than imposed. Third, it provides bootstrap confidence intervals showing that neither parameter is well identified from production data alone; the wealth-side constraint from the national accounting identity dW/dt = S(Y) − δW is essential.</w:t>
+        <w:t>The paper makes four specific contributions that align with the journal's scope. First, it introduces a time-varying mean investment-to-output lag in a production-function PIM framework and shows that this improves out-of-sample GDP level predictions by 12–13% across 39 OECD and middle-income economies. Second, it jointly identifies the time-to-build parameter μ and the intangible capital share β against both production data (Penn World Table) and wealth data (World Bank CWON), demonstrating that the flow and stock accounts agree to within 1–2% for most advanced economies when both parameters are estimated rather than imposed. Third, it introduces a **relational PIM (RPIM)** — inspired by the Brass (1971) relational model in demography — which formalises the PIM-CWON consistency check through two diagnostic parameters (ρ₁, ρ₂) and provides a δ-ρ₂ sensitivity analysis to assess whether depreciation mis-specification could explain the residual gap. Fourth, it provides bootstrap confidence intervals showing that neither μ nor β is well identified from production data alone; the wealth-side constraint from the national accounting identity dW/dt = S(Y) − δW is essential.</w:t>
       </w:r>
     </w:p>
     <w:p>
@@ -151,7 +151,7 @@
           <w:i w:val="0"/>
           <w:sz w:val="22"/>
         </w:rPr>
-        <w:t>The paper was previously submitted to the Review of Income and Wealth, where it received a desk rejection. I have taken the Editor's detailed and constructive feedback seriously and made substantial revisions. The most important changes are: (1) the paper now engages explicitly with the asset-specific PIM literature (OECD Manual, vintage models, age-efficiency profiles); (2) the demographic analogy that motivated the framework is presented as a heuristic rather than a formal claim of equivalence, with a dedicated section discussing where the analogy holds and where it breaks down; (3) additional benchmark models (AR(1) distributed lag, broken-trend specification) have been added to test the robustness of the time-varying lag result; and (4) the empirical results are reported more honestly, including the negative finding that intangible capital alone does not improve out-of-sample prediction.</w:t>
+        <w:t>The paper was previously submitted to the Review of Income and Wealth, where it received a desk rejection. I have taken the Editor's detailed and constructive feedback seriously and made substantial revisions. The most important changes are: (1) the paper now engages explicitly with the asset-specific PIM literature (OECD Manual, vintage models, age-efficiency profiles); (2) the demographic analogy that motivated the framework is presented as a heuristic rather than a formal claim of equivalence, with a dedicated section discussing where the analogy holds and where it breaks down; (3) additional benchmark models (AR(1) distributed lag, broken-trend specification) have been added to test the robustness of the time-varying lag result; (4) the empirical results are reported more honestly, including the negative finding that intangible capital alone does not improve out-of-sample prediction; and (5) a new **relational PIM (M5)** has been introduced, inspired by the Brass (1971) relational model, which formalises the PIM-CWON consistency check through two diagnostic parameters (ρ₁, ρ₂) and provides a δ-ρ₂ sensitivity analysis to separate depreciation effects from time-to-build effects.</w:t>
       </w:r>
     </w:p>
     <w:p>
